--- a/B&W Kit/UNDERCITY_AnswerKey_BW.docx
+++ b/B&W Kit/UNDERCITY_AnswerKey_BW.docx
@@ -8464,7 +8464,7 @@
                 <w:sz w:val="15"/>
                 <w:szCs w:val="15"/>
               </w:rPr>
-              <w:t xml:space="preserve">P-08-390-183</w:t>
+              <w:t xml:space="preserve">P-08-390-183-449</w:t>
             </w:r>
           </w:p>
         </w:tc>
@@ -8491,7 +8491,7 @@
                 <w:sz w:val="15"/>
                 <w:szCs w:val="15"/>
               </w:rPr>
-              <w:t xml:space="preserve">COM C-1 · Emergency Band   +   WTR W-3 · Pump Station 4</w:t>
+              <w:t xml:space="preserve">COM C-1 · Emergency Band   +   WTR W-3 · Pump Station 4   +   POW P-2 · Emergency Bus</w:t>
             </w:r>
           </w:p>
         </w:tc>
@@ -8545,7 +8545,7 @@
                 <w:sz w:val="15"/>
                 <w:szCs w:val="15"/>
               </w:rPr>
-              <w:t xml:space="preserve">Reference chain · DUAL REFERENCE CHAIN</w:t>
+              <w:t xml:space="preserve">Reference chain · DUAL REFERENCE CHAIN · THIRD VALUE</w:t>
             </w:r>
           </w:p>
         </w:tc>
@@ -8900,7 +8900,7 @@
                 <w:sz w:val="15"/>
                 <w:szCs w:val="15"/>
               </w:rPr>
-              <w:t xml:space="preserve">P-08-915-449</w:t>
+              <w:t xml:space="preserve">P-08-915-449-524</w:t>
             </w:r>
           </w:p>
         </w:tc>
@@ -8927,7 +8927,7 @@
                 <w:sz w:val="15"/>
                 <w:szCs w:val="15"/>
               </w:rPr>
-              <w:t xml:space="preserve">AGR A-4 · Array East   +   POW P-2 · Emergency Bus</w:t>
+              <w:t xml:space="preserve">AGR A-4 · Array East   +   POW P-2 · Emergency Bus   +   WTR App-C (buried) · Emergency Sluice Override</w:t>
             </w:r>
           </w:p>
         </w:tc>
@@ -8981,7 +8981,7 @@
                 <w:sz w:val="15"/>
                 <w:szCs w:val="15"/>
               </w:rPr>
-              <w:t xml:space="preserve">Reference chain · DUAL REFERENCE CHAIN</w:t>
+              <w:t xml:space="preserve">Reference chain · DUAL REFERENCE CHAIN · THIRD VALUE · VALUE 3 row is also F-302's</w:t>
             </w:r>
           </w:p>
         </w:tc>
@@ -9336,7 +9336,7 @@
                 <w:sz w:val="15"/>
                 <w:szCs w:val="15"/>
               </w:rPr>
-              <w:t xml:space="preserve">P-08-107-261</w:t>
+              <w:t xml:space="preserve">P-08-107-261-142</w:t>
             </w:r>
           </w:p>
         </w:tc>
@@ -9363,7 +9363,7 @@
                 <w:sz w:val="15"/>
                 <w:szCs w:val="15"/>
               </w:rPr>
-              <w:t xml:space="preserve">POW P-2 · Sub-grid 3   +   MED M-5 · Filter Bank 3</w:t>
+              <w:t xml:space="preserve">POW P-2 · Sub-grid 3   +   MED M-5 · Filter Bank 3   +   WTR W-4 · Emergency Tank</w:t>
             </w:r>
           </w:p>
         </w:tc>
@@ -9417,7 +9417,7 @@
                 <w:sz w:val="15"/>
                 <w:szCs w:val="15"/>
               </w:rPr>
-              <w:t xml:space="preserve">Reference chain · DUAL REFERENCE CHAIN</w:t>
+              <w:t xml:space="preserve">Reference chain · DUAL REFERENCE CHAIN · THIRD VALUE</w:t>
             </w:r>
           </w:p>
         </w:tc>
@@ -9772,7 +9772,7 @@
                 <w:sz w:val="15"/>
                 <w:szCs w:val="15"/>
               </w:rPr>
-              <w:t xml:space="preserve">P-08-331-621</w:t>
+              <w:t xml:space="preserve">P-08-331-621-449</w:t>
             </w:r>
           </w:p>
         </w:tc>
@@ -9799,7 +9799,7 @@
                 <w:sz w:val="15"/>
                 <w:szCs w:val="15"/>
               </w:rPr>
-              <w:t xml:space="preserve">AGR A-4 · Array North   +   TRN T-1 · Tunnel D</w:t>
+              <w:t xml:space="preserve">AGR A-4 · Array North   +   TRN T-1 · Tunnel D   +   POW P-2 · Emergency Bus</w:t>
             </w:r>
           </w:p>
         </w:tc>
@@ -9853,7 +9853,7 @@
                 <w:sz w:val="15"/>
                 <w:szCs w:val="15"/>
               </w:rPr>
-              <w:t xml:space="preserve">Reference chain · DUAL REFERENCE CHAIN</w:t>
+              <w:t xml:space="preserve">Reference chain · DUAL REFERENCE CHAIN · THIRD VALUE</w:t>
             </w:r>
           </w:p>
         </w:tc>
@@ -10208,7 +10208,7 @@
                 <w:sz w:val="15"/>
                 <w:szCs w:val="15"/>
               </w:rPr>
-              <w:t xml:space="preserve">P-08-390-346</w:t>
+              <w:t xml:space="preserve">P-08-390-346-606</w:t>
             </w:r>
           </w:p>
         </w:tc>
@@ -10235,7 +10235,7 @@
                 <w:sz w:val="15"/>
                 <w:szCs w:val="15"/>
               </w:rPr>
-              <w:t xml:space="preserve">COM C-1 · Emergency Band   +   MED M-5 · Scrubber Unit</w:t>
+              <w:t xml:space="preserve">COM C-1 · Emergency Band   +   MED M-5 · Scrubber Unit   +   AGR App-C (buried) · Seed Vault Humidity Setpoint</w:t>
             </w:r>
           </w:p>
         </w:tc>
@@ -10289,7 +10289,7 @@
                 <w:sz w:val="15"/>
                 <w:szCs w:val="15"/>
               </w:rPr>
-              <w:t xml:space="preserve">Reference chain · DUAL REFERENCE CHAIN</w:t>
+              <w:t xml:space="preserve">Reference chain · DUAL REFERENCE CHAIN · THIRD VALUE · VALUE 3 row is also F-305's</w:t>
             </w:r>
           </w:p>
         </w:tc>
@@ -10644,7 +10644,7 @@
                 <w:sz w:val="15"/>
                 <w:szCs w:val="15"/>
               </w:rPr>
-              <w:t xml:space="preserve">P-08-911-273</w:t>
+              <w:t xml:space="preserve">P-08-911-273-243</w:t>
             </w:r>
           </w:p>
         </w:tc>
@@ -10671,7 +10671,7 @@
                 <w:sz w:val="15"/>
                 <w:szCs w:val="15"/>
               </w:rPr>
-              <w:t xml:space="preserve">TRN T-6 · Emergency Line   +   MED M-5 · HEPA Array</w:t>
+              <w:t xml:space="preserve">TRN T-6 · Emergency Line   +   MED M-5 · HEPA Array   +   COM App-C (buried) · Master Uplink Reset Key</w:t>
             </w:r>
           </w:p>
         </w:tc>
@@ -10725,7 +10725,7 @@
                 <w:sz w:val="15"/>
                 <w:szCs w:val="15"/>
               </w:rPr>
-              <w:t xml:space="preserve">Reference chain · DUAL REFERENCE CHAIN</w:t>
+              <w:t xml:space="preserve">Reference chain · DUAL REFERENCE CHAIN · THIRD VALUE</w:t>
             </w:r>
           </w:p>
         </w:tc>
@@ -10862,7 +10862,7 @@
                 <w:sz w:val="15"/>
                 <w:szCs w:val="15"/>
               </w:rPr>
-              <w:t xml:space="preserve">P-09-670-730</w:t>
+              <w:t xml:space="preserve">P-09-670-730-145</w:t>
             </w:r>
           </w:p>
         </w:tc>
@@ -10889,7 +10889,7 @@
                 <w:sz w:val="15"/>
                 <w:szCs w:val="15"/>
               </w:rPr>
-              <w:t xml:space="preserve">WTR W-4 · Upper Reservoir   +   POW P-1 · Turbine B</w:t>
+              <w:t xml:space="preserve">WTR W-4 · Upper Reservoir   +   POW P-1 · Turbine B   +   COM C-3 · Core Ring</w:t>
             </w:r>
           </w:p>
         </w:tc>
@@ -10943,7 +10943,7 @@
                 <w:sz w:val="15"/>
                 <w:szCs w:val="15"/>
               </w:rPr>
-              <w:t xml:space="preserve">LATE SHIFT · P-09</w:t>
+              <w:t xml:space="preserve">LATE SHIFT · P-09 · VALUE 3 row is also F-602's</w:t>
             </w:r>
           </w:p>
         </w:tc>
@@ -11161,7 +11161,7 @@
                 <w:sz w:val="15"/>
                 <w:szCs w:val="15"/>
               </w:rPr>
-              <w:t xml:space="preserve">LATE SHIFT · P-10 · TIME-CRITICAL</w:t>
+              <w:t xml:space="preserve">LATE SHIFT · P-10 · TIME-CRITICAL · VALUE 1 row is also F-601's</w:t>
             </w:r>
           </w:p>
         </w:tc>
@@ -11298,7 +11298,7 @@
                 <w:sz w:val="15"/>
                 <w:szCs w:val="15"/>
               </w:rPr>
-              <w:t xml:space="preserve">P-09-346-311</w:t>
+              <w:t xml:space="preserve">P-09-346-311-828</w:t>
             </w:r>
           </w:p>
         </w:tc>
@@ -11325,7 +11325,7 @@
                 <w:sz w:val="15"/>
                 <w:szCs w:val="15"/>
               </w:rPr>
-              <w:t xml:space="preserve">MED M-5 · Scrubber Unit   +   AGR A-2 · Bay 4</w:t>
+              <w:t xml:space="preserve">MED M-5 · Scrubber Unit   +   AGR A-2 · Bay 4   +   COM C-3 · Deep Sensors</w:t>
             </w:r>
           </w:p>
         </w:tc>
@@ -11379,7 +11379,7 @@
                 <w:sz w:val="15"/>
                 <w:szCs w:val="15"/>
               </w:rPr>
-              <w:t xml:space="preserve">LATE SHIFT · P-09</w:t>
+              <w:t xml:space="preserve">LATE SHIFT · P-09 · VALUE 3 row is also F-604's</w:t>
             </w:r>
           </w:p>
         </w:tc>
@@ -11597,7 +11597,7 @@
                 <w:sz w:val="15"/>
                 <w:szCs w:val="15"/>
               </w:rPr>
-              <w:t xml:space="preserve">Approved 2026-10-04 with Ring Main in place of Emergency Bus: Emergency Bus is where WTR's own chain F-504 ends.</w:t>
+              <w:t xml:space="preserve">Approved 2026-10-04 with Ring Main in place of Emergency Bus: Emergency Bus is where WTR's own chain F-504 ends. · VALUE 2 row is also F-603's</w:t>
             </w:r>
           </w:p>
         </w:tc>
@@ -11734,7 +11734,7 @@
                 <w:sz w:val="15"/>
                 <w:szCs w:val="15"/>
               </w:rPr>
-              <w:t xml:space="preserve">P-09-734-931</w:t>
+              <w:t xml:space="preserve">P-09-734-931-565</w:t>
             </w:r>
           </w:p>
         </w:tc>
@@ -11761,7 +11761,7 @@
                 <w:sz w:val="15"/>
                 <w:szCs w:val="15"/>
               </w:rPr>
-              <w:t xml:space="preserve">WTR W-4 · Mid Reservoir   +   COM C-3 · Grid South</w:t>
+              <w:t xml:space="preserve">WTR W-4 · Mid Reservoir   +   COM C-3 · Grid South   +   MED M-2 · Surgical Suite</w:t>
             </w:r>
           </w:p>
         </w:tc>
@@ -12170,7 +12170,7 @@
                 <w:sz w:val="15"/>
                 <w:szCs w:val="15"/>
               </w:rPr>
-              <w:t xml:space="preserve">P-09-273-306</w:t>
+              <w:t xml:space="preserve">P-09-273-306-490</w:t>
             </w:r>
           </w:p>
         </w:tc>
@@ -12197,7 +12197,7 @@
                 <w:sz w:val="15"/>
                 <w:szCs w:val="15"/>
               </w:rPr>
-              <w:t xml:space="preserve">MED M-5 · HEPA Array   +   COM C-3 · Perimeter</w:t>
+              <w:t xml:space="preserve">MED M-5 · HEPA Array   +   COM C-3 · Perimeter   +   TRN App-C (buried) · Deep-Tunnel Pressure Rating</w:t>
             </w:r>
           </w:p>
         </w:tc>
@@ -12606,7 +12606,7 @@
                 <w:sz w:val="15"/>
                 <w:szCs w:val="15"/>
               </w:rPr>
-              <w:t xml:space="preserve">P-09-617-793</w:t>
+              <w:t xml:space="preserve">P-09-617-793-990</w:t>
             </w:r>
           </w:p>
         </w:tc>
@@ -12633,7 +12633,7 @@
                 <w:sz w:val="15"/>
                 <w:szCs w:val="15"/>
               </w:rPr>
-              <w:t xml:space="preserve">WTR W-3 · Pump Station 1   +   AGR A-2 · Seedling Bay</w:t>
+              <w:t xml:space="preserve">WTR W-3 · Pump Station 1   +   AGR A-2 · Seedling Bay   +   POW P-2 · Sub-grid 1</w:t>
             </w:r>
           </w:p>
         </w:tc>
@@ -13042,7 +13042,7 @@
                 <w:sz w:val="15"/>
                 <w:szCs w:val="15"/>
               </w:rPr>
-              <w:t xml:space="preserve">P-09-621-819</w:t>
+              <w:t xml:space="preserve">P-09-621-819-828</w:t>
             </w:r>
           </w:p>
         </w:tc>
@@ -13069,7 +13069,7 @@
                 <w:sz w:val="15"/>
                 <w:szCs w:val="15"/>
               </w:rPr>
-              <w:t xml:space="preserve">TRN T-1 · Tunnel D   +   WTR W-4 · Overflow Basin</w:t>
+              <w:t xml:space="preserve">TRN T-1 · Tunnel D   +   WTR W-4 · Overflow Basin   +   COM C-3 · Deep Sensors</w:t>
             </w:r>
           </w:p>
         </w:tc>
